--- a/docs/scripts/post_update_hook.docx
+++ b/docs/scripts/post_update_hook.docx
@@ -2,7 +2,7 @@
 <file path=word/document.xml><?xml version="1.0" encoding="utf-8"?>
 <w:document xmlns:w="http://schemas.openxmlformats.org/wordprocessingml/2006/main" xmlns:m="http://schemas.openxmlformats.org/officeDocument/2006/math" xmlns:r="http://schemas.openxmlformats.org/officeDocument/2006/relationships" xmlns:o="urn:schemas-microsoft-com:office:office" xmlns:v="urn:schemas-microsoft-com:vml" xmlns:w10="urn:schemas-microsoft-com:office:word" xmlns:a="http://schemas.openxmlformats.org/drawingml/2006/main" xmlns:pic="http://schemas.openxmlformats.org/drawingml/2006/picture" xmlns:wp="http://schemas.openxmlformats.org/drawingml/2006/wordprocessingDrawing">
   <w:body>
-    <w:bookmarkStart w:id="18" w:name="scriptspost_update_hook.sh"/>
+    <w:bookmarkStart w:id="18" w:name="scriptspost_update_hooksh"/>
     <w:p>
       <w:pPr>
         <w:pStyle w:val="Heading1"/>
@@ -162,19 +162,7 @@
         <w:pStyle w:val="BodyText"/>
       </w:pPr>
       <w:r>
-        <w:t xml:space="preserve">It is what makes</w:t>
-      </w:r>
-      <w:r>
-        <w:t xml:space="preserve"> </w:t>
-      </w:r>
-      <w:r>
-        <w:t xml:space="preserve">“a new directive is live out of the box”</w:t>
-      </w:r>
-      <w:r>
-        <w:t xml:space="preserve"> </w:t>
-      </w:r>
-      <w:r>
-        <w:t xml:space="preserve">true rather than</w:t>
+        <w:t xml:space="preserve">It is what makes "a new directive is live out of the box" true rather than</w:t>
       </w:r>
       <w:r>
         <w:t xml:space="preserve"> </w:t>
@@ -762,7 +750,7 @@
         <w:t xml:space="preserve">scripts/install_cli_agent_plugins.sh</w:t>
       </w:r>
       <w:r>
-        <w:t xml:space="preserve">, which regenerates every agent’s slash</w:t>
+        <w:t xml:space="preserve">, which regenerates every agent's slash</w:t>
       </w:r>
       <w:r>
         <w:t xml:space="preserve"> </w:t>
@@ -1255,7 +1243,7 @@
           <w:i/>
           <w:iCs/>
         </w:rPr>
-        <w:t xml:space="preserve">“No relevant changes</w:t>
+        <w:t xml:space="preserve">"No relevant changes</w:t>
       </w:r>
       <w:r>
         <w:rPr>
@@ -1269,7 +1257,7 @@
           <w:i/>
           <w:iCs/>
         </w:rPr>
-        <w:t xml:space="preserve">detected”</w:t>
+        <w:t xml:space="preserve">detected"</w:t>
       </w:r>
       <w:r>
         <w:t xml:space="preserve"> </w:t>
@@ -2110,7 +2098,7 @@
         <w:rFonts w:asciiTheme="minorHAnsi" w:cstheme="minorBidi" w:eastAsiaTheme="minorEastAsia" w:hAnsiTheme="minorHAnsi"/>
         <w:sz w:val="24"/>
         <w:szCs w:val="24"/>
-        <w:lang w:bidi="ar-SA" w:eastAsia="zh-CN" w:val="en-US"/>
+        <w:lang w:bidi="ar-SA" w:eastAsia="zh-CN" w:val="en"/>
       </w:rPr>
     </w:rPrDefault>
     <w:pPrDefault>
@@ -2162,8 +2150,8 @@
     </w:pPr>
     <w:rPr>
       <w:rFonts w:asciiTheme="majorHAnsi" w:cstheme="majorBidi" w:eastAsiaTheme="majorEastAsia" w:hAnsiTheme="majorHAnsi"/>
-      <w:sz w:val="56"/>
-      <w:szCs w:val="56"/>
+      <w:sz w:val="40"/>
+      <w:szCs w:val="40"/>
     </w:rPr>
   </w:style>
   <w:style w:customStyle="1" w:styleId="TitleChar" w:type="character">
@@ -2297,8 +2285,8 @@
     <w:rPr>
       <w:rFonts w:asciiTheme="majorHAnsi" w:cstheme="majorBidi" w:eastAsiaTheme="majorEastAsia" w:hAnsiTheme="majorHAnsi"/>
       <w:color w:themeColor="accent1" w:themeShade="BF" w:val="0F4761"/>
-      <w:sz w:val="40"/>
-      <w:szCs w:val="40"/>
+      <w:sz w:val="32"/>
+      <w:szCs w:val="32"/>
     </w:rPr>
   </w:style>
   <w:style w:styleId="Heading2" w:type="paragraph">
@@ -2320,8 +2308,8 @@
     <w:rPr>
       <w:rFonts w:asciiTheme="majorHAnsi" w:cstheme="majorBidi" w:eastAsiaTheme="majorEastAsia" w:hAnsiTheme="majorHAnsi"/>
       <w:color w:themeColor="accent1" w:themeShade="BF" w:val="0F4761"/>
-      <w:sz w:val="32"/>
-      <w:szCs w:val="32"/>
+      <w:sz w:val="26"/>
+      <w:szCs w:val="26"/>
     </w:rPr>
   </w:style>
   <w:style w:styleId="Heading3" w:type="paragraph">
@@ -2343,8 +2331,8 @@
     <w:rPr>
       <w:rFonts w:cstheme="majorBidi" w:eastAsiaTheme="majorEastAsia"/>
       <w:color w:themeColor="accent1" w:themeShade="BF" w:val="0F4761"/>
-      <w:sz w:val="28"/>
-      <w:szCs w:val="28"/>
+      <w:sz w:val="24"/>
+      <w:szCs w:val="24"/>
     </w:rPr>
   </w:style>
   <w:style w:styleId="Heading4" w:type="paragraph">
@@ -2364,6 +2352,8 @@
       <w:outlineLvl w:val="3"/>
     </w:pPr>
     <w:rPr>
+      <w:sz w:val="22"/>
+      <w:szCs w:val="22"/>
       <w:rFonts w:cstheme="majorBidi" w:eastAsiaTheme="majorEastAsia"/>
       <w:i/>
       <w:iCs/>
